--- a/Diplomka/diplomka.docx
+++ b/Diplomka/diplomka.docx
@@ -8,6 +8,9 @@
         <w:spacing w:before="0" w:after="0" w:line="240" w:lineRule="auto"/>
       </w:pPr>
       <w:r>
+        <w:rPr>
+          <w:noProof/>
+        </w:rPr>
         <mc:AlternateContent>
           <mc:Choice Requires="wps">
             <w:drawing>
@@ -56,6 +59,9 @@
                               </w:rPr>
                             </w:pPr>
                             <w:r>
+                              <w:rPr>
+                                <w:noProof/>
+                              </w:rPr>
                               <w:drawing>
                                 <wp:inline distT="0" distB="0" distL="0" distR="0" wp14:anchorId="315259F1" wp14:editId="3F5150E3">
                                   <wp:extent cx="2268000" cy="588454"/>
@@ -158,6 +164,9 @@
                         </w:rPr>
                       </w:pPr>
                       <w:r>
+                        <w:rPr>
+                          <w:noProof/>
+                        </w:rPr>
                         <w:drawing>
                           <wp:inline distT="0" distB="0" distL="0" distR="0" wp14:anchorId="315259F1" wp14:editId="3F5150E3">
                             <wp:extent cx="2268000" cy="588454"/>
@@ -306,6 +315,9 @@
         <w:widowControl w:val="0"/>
       </w:pPr>
       <w:r>
+        <w:rPr>
+          <w:noProof/>
+        </w:rPr>
         <mc:AlternateContent>
           <mc:Choice Requires="wps">
             <w:drawing>
@@ -664,6 +676,9 @@
         <w:jc w:val="center"/>
       </w:pPr>
       <w:r>
+        <w:rPr>
+          <w:noProof/>
+        </w:rPr>
         <w:drawing>
           <wp:inline distT="0" distB="0" distL="0" distR="0" wp14:anchorId="50C8450A" wp14:editId="2E0D74AA">
             <wp:extent cx="1140178" cy="778933"/>
@@ -3644,6 +3659,7 @@
         <w:rPr>
           <w:i/>
           <w:iCs/>
+          <w:noProof/>
           <w:lang w:val="cs-CZ"/>
         </w:rPr>
         <w:lastRenderedPageBreak/>
@@ -4022,13 +4038,7 @@
         <w:t xml:space="preserve">. </w:t>
       </w:r>
       <w:r>
-        <w:t xml:space="preserve">Tento krok eliminuje fázovou informaci, která pro rozpoznávání řeči není </w:t>
-      </w:r>
-      <w:r>
-        <w:t>podstatná</w:t>
-      </w:r>
-      <w:r>
-        <w:t>, a ponechává pouze informaci o energii na daných frekvencích.</w:t>
+        <w:t>Tento krok eliminuje fázovou informaci, která pro rozpoznávání řeči není podstatná, a ponechává pouze informaci o energii na daných frekvencích.</w:t>
       </w:r>
       <w:r>
         <w:t xml:space="preserve"> </w:t>
@@ -4116,7 +4126,7 @@
           <w:lang w:val="cs-CZ"/>
         </w:rPr>
         <w:drawing>
-          <wp:inline distT="0" distB="0" distL="0" distR="0" wp14:anchorId="79AD170E" wp14:editId="6AF37067">
+          <wp:inline distT="0" distB="0" distL="0" distR="0" wp14:anchorId="79AD170E" wp14:editId="5A2BC46B">
             <wp:extent cx="3600450" cy="2400300"/>
             <wp:effectExtent l="0" t="0" r="0" b="0"/>
             <wp:docPr id="285987203" name="Obrázek 5"/>
@@ -4751,13 +4761,7 @@
         <w:t>.</w:t>
       </w:r>
       <w:r>
-        <w:t xml:space="preserve"> </w:t>
-      </w:r>
-      <w:r>
-        <w:t>[VŠ2]</w:t>
-      </w:r>
-      <w:r>
-        <w:t xml:space="preserve"> </w:t>
+        <w:t xml:space="preserve"> [VŠ2] </w:t>
       </w:r>
       <w:r>
         <w:t>(resp. 80–180 Hz v běžné konverzaci</w:t>
@@ -4823,10 +4827,7 @@
         <w:t xml:space="preserve"> </w:t>
       </w:r>
       <w:r>
-        <w:t>[VŠ2]</w:t>
-      </w:r>
-      <w:r>
-        <w:t xml:space="preserve"> </w:t>
+        <w:t xml:space="preserve">[VŠ2] </w:t>
       </w:r>
       <w:r>
         <w:t>(resp. 165–255 Hz</w:t>
@@ -5250,7 +5251,7 @@
     </w:p>
     <w:p>
       <w:pPr>
-        <w:pStyle w:val="Dalodstavce"/>
+        <w:pStyle w:val="Odstavec1"/>
       </w:pPr>
       <w:r>
         <w:rPr>
@@ -5276,62 +5277,545 @@
         <w:t>, 200–500 Hz):</w:t>
       </w:r>
       <w:r>
-        <w:t xml:space="preserve"> Ačkoliv zde leží fundamentální frekvence hlasu, nadměrná energie v tomto pásmu způsobuje zastřený a nekonkrétní zvuk. Jemné potlačení (útlum) v této oblasti často vede k "projasnění" vokálu.</w:t>
+        <w:t xml:space="preserve"> Ačkoliv zde leží fundamentální frekvence hlasu a energie samohlásek, nadměrné nahuštění v tomto pásmu způsobuje zastřený a nekonkrétní zvuk. Jemné potlačení (útlum o několik dB) v této oblasti často vede k projasnění vokálu, aniž by se ztratila jeho "váha".</w:t>
       </w:r>
     </w:p>
     <w:p>
       <w:pPr>
         <w:pStyle w:val="Dalodstavce"/>
+        <w:keepNext/>
+        <w:jc w:val="center"/>
+      </w:pPr>
+      <w:r>
+        <w:rPr>
+          <w:noProof/>
+        </w:rPr>
+        <w:lastRenderedPageBreak/>
+        <w:drawing>
+          <wp:inline distT="0" distB="0" distL="0" distR="0" wp14:anchorId="6FBCD28F" wp14:editId="7FFE4F0E">
+            <wp:extent cx="5566410" cy="1677035"/>
+            <wp:effectExtent l="0" t="0" r="0" b="0"/>
+            <wp:docPr id="923171371" name="Obrázek 3" descr="Obsah obrázku Vykreslený graf, řada/pruh, snímek obrazovky, diagram&#10;&#10;Obsah generovaný pomocí AI může být nesprávný."/>
+            <wp:cNvGraphicFramePr>
+              <a:graphicFrameLocks xmlns:a="http://schemas.openxmlformats.org/drawingml/2006/main" noChangeAspect="1"/>
+            </wp:cNvGraphicFramePr>
+            <a:graphic xmlns:a="http://schemas.openxmlformats.org/drawingml/2006/main">
+              <a:graphicData uri="http://schemas.openxmlformats.org/drawingml/2006/picture">
+                <pic:pic xmlns:pic="http://schemas.openxmlformats.org/drawingml/2006/picture">
+                  <pic:nvPicPr>
+                    <pic:cNvPr id="923171371" name="Obrázek 3" descr="Obsah obrázku Vykreslený graf, řada/pruh, snímek obrazovky, diagram&#10;&#10;Obsah generovaný pomocí AI může být nesprávný."/>
+                    <pic:cNvPicPr/>
+                  </pic:nvPicPr>
+                  <pic:blipFill>
+                    <a:blip r:embed="rId37" cstate="print">
+                      <a:extLst>
+                        <a:ext uri="{28A0092B-C50C-407E-A947-70E740481C1C}">
+                          <a14:useLocalDpi xmlns:a14="http://schemas.microsoft.com/office/drawing/2010/main" val="0"/>
+                        </a:ext>
+                      </a:extLst>
+                    </a:blip>
+                    <a:stretch>
+                      <a:fillRect/>
+                    </a:stretch>
+                  </pic:blipFill>
+                  <pic:spPr>
+                    <a:xfrm>
+                      <a:off x="0" y="0"/>
+                      <a:ext cx="5566410" cy="1677035"/>
+                    </a:xfrm>
+                    <a:prstGeom prst="rect">
+                      <a:avLst/>
+                    </a:prstGeom>
+                  </pic:spPr>
+                </pic:pic>
+              </a:graphicData>
+            </a:graphic>
+          </wp:inline>
+        </w:drawing>
+      </w:r>
+    </w:p>
+    <w:p>
+      <w:pPr>
+        <w:pStyle w:val="Titulek"/>
+      </w:pPr>
+      <w:r>
+        <w:t xml:space="preserve">Obrázek </w:t>
+      </w:r>
+      <w:r>
+        <w:fldChar w:fldCharType="begin"/>
+      </w:r>
+      <w:r>
+        <w:instrText xml:space="preserve"> SEQ Obrázek \* ARABIC </w:instrText>
+      </w:r>
+      <w:r>
+        <w:fldChar w:fldCharType="separate"/>
+      </w:r>
+      <w:r>
+        <w:rPr>
+          <w:noProof/>
+        </w:rPr>
+        <w:t>6</w:t>
+      </w:r>
+      <w:r>
+        <w:fldChar w:fldCharType="end"/>
+      </w:r>
+      <w:r>
+        <w:t>:</w:t>
+      </w:r>
+    </w:p>
+    <w:p>
+      <w:pPr>
+        <w:pStyle w:val="Odstavec1"/>
       </w:pPr>
       <w:r>
         <w:rPr>
           <w:b/>
           <w:bCs/>
         </w:rPr>
-        <w:lastRenderedPageBreak/>
-        <w:t>Sykavky (</w:t>
+        <w:t>Oblast nosovosti a tvrdosti (1–2 kHz):</w:t>
+      </w:r>
+      <w:r>
+        <w:t xml:space="preserve"> V této oblasti se často projevují nepříjemné rezonance, které mohou znít "nosově" nebo příliš ostře (</w:t>
       </w:r>
       <w:proofErr w:type="spellStart"/>
+      <w:r>
+        <w:t>spiky</w:t>
+      </w:r>
+      <w:proofErr w:type="spellEnd"/>
+      <w:r>
+        <w:t>). Pokud zní hlas příliš agresivně, často pomůže útlum právě kolem 1 kHz [VŠ3].</w:t>
+      </w:r>
+    </w:p>
+    <w:p>
+      <w:pPr>
+        <w:pStyle w:val="Dalodstavce"/>
+      </w:pPr>
       <w:r>
         <w:rPr>
           <w:b/>
           <w:bCs/>
         </w:rPr>
-        <w:t>Sibilance</w:t>
+        <w:t>Definice souhlásek (2–4 kHz):</w:t>
+      </w:r>
+      <w:r>
+        <w:t xml:space="preserve"> Toto pásmo je klíčové pro srozumitelnost (tzv. </w:t>
+      </w:r>
+      <w:proofErr w:type="spellStart"/>
+      <w:r>
+        <w:rPr>
+          <w:i/>
+          <w:iCs/>
+        </w:rPr>
+        <w:t>intelligibility</w:t>
       </w:r>
       <w:proofErr w:type="spellEnd"/>
+      <w:r>
+        <w:t xml:space="preserve">). Nacházejí se zde </w:t>
+      </w:r>
+      <w:proofErr w:type="spellStart"/>
+      <w:r>
+        <w:t>tranzienty</w:t>
+      </w:r>
+      <w:proofErr w:type="spellEnd"/>
+      <w:r>
+        <w:t xml:space="preserve"> souhlásek jako "t", "k" nebo "p". Jsou sice objemově tišší než samohlásky, ale nesou význam slov. Pokud je tato oblast příliš potlačena, hlas ztrácí konkrétní obrysy a slova splývají [VŠ3].</w:t>
+      </w:r>
+    </w:p>
+    <w:p>
+      <w:pPr>
+        <w:pStyle w:val="Dalodstavce"/>
+        <w:keepNext/>
+        <w:jc w:val="center"/>
+      </w:pPr>
+      <w:r>
+        <w:rPr>
+          <w:noProof/>
+        </w:rPr>
+        <w:drawing>
+          <wp:inline distT="0" distB="0" distL="0" distR="0" wp14:anchorId="799769F7" wp14:editId="369151DD">
+            <wp:extent cx="5563870" cy="1673225"/>
+            <wp:effectExtent l="0" t="0" r="0" b="3175"/>
+            <wp:docPr id="1496954713" name="Obrázek 1"/>
+            <wp:cNvGraphicFramePr>
+              <a:graphicFrameLocks xmlns:a="http://schemas.openxmlformats.org/drawingml/2006/main" noChangeAspect="1"/>
+            </wp:cNvGraphicFramePr>
+            <a:graphic xmlns:a="http://schemas.openxmlformats.org/drawingml/2006/main">
+              <a:graphicData uri="http://schemas.openxmlformats.org/drawingml/2006/picture">
+                <pic:pic xmlns:pic="http://schemas.openxmlformats.org/drawingml/2006/picture">
+                  <pic:nvPicPr>
+                    <pic:cNvPr id="0" name="Picture 1"/>
+                    <pic:cNvPicPr>
+                      <a:picLocks noChangeAspect="1" noChangeArrowheads="1"/>
+                    </pic:cNvPicPr>
+                  </pic:nvPicPr>
+                  <pic:blipFill>
+                    <a:blip r:embed="rId38" cstate="print">
+                      <a:extLst>
+                        <a:ext uri="{28A0092B-C50C-407E-A947-70E740481C1C}">
+                          <a14:useLocalDpi xmlns:a14="http://schemas.microsoft.com/office/drawing/2010/main" val="0"/>
+                        </a:ext>
+                      </a:extLst>
+                    </a:blip>
+                    <a:srcRect/>
+                    <a:stretch>
+                      <a:fillRect/>
+                    </a:stretch>
+                  </pic:blipFill>
+                  <pic:spPr bwMode="auto">
+                    <a:xfrm>
+                      <a:off x="0" y="0"/>
+                      <a:ext cx="5563870" cy="1673225"/>
+                    </a:xfrm>
+                    <a:prstGeom prst="rect">
+                      <a:avLst/>
+                    </a:prstGeom>
+                    <a:noFill/>
+                    <a:ln>
+                      <a:noFill/>
+                    </a:ln>
+                  </pic:spPr>
+                </pic:pic>
+              </a:graphicData>
+            </a:graphic>
+          </wp:inline>
+        </w:drawing>
+      </w:r>
+    </w:p>
+    <w:p>
+      <w:pPr>
+        <w:pStyle w:val="Titulek"/>
+      </w:pPr>
+      <w:r>
+        <w:t xml:space="preserve">Obrázek </w:t>
+      </w:r>
+      <w:r>
+        <w:fldChar w:fldCharType="begin"/>
+      </w:r>
+      <w:r>
+        <w:instrText xml:space="preserve"> SEQ Obrázek \* ARABIC </w:instrText>
+      </w:r>
+      <w:r>
+        <w:fldChar w:fldCharType="separate"/>
+      </w:r>
+      <w:r>
+        <w:rPr>
+          <w:noProof/>
+        </w:rPr>
+        <w:t>7</w:t>
+      </w:r>
+      <w:r>
+        <w:fldChar w:fldCharType="end"/>
+      </w:r>
+      <w:r>
+        <w:t>:</w:t>
+      </w:r>
+    </w:p>
+    <w:p>
+      <w:pPr>
+        <w:pStyle w:val="Dalodstavce"/>
+        <w:ind w:firstLine="0"/>
+      </w:pPr>
+    </w:p>
+    <w:p>
+      <w:pPr>
+        <w:pStyle w:val="Dalodstavce"/>
+        <w:keepNext/>
+        <w:ind w:firstLine="0"/>
+        <w:jc w:val="center"/>
+      </w:pPr>
+      <w:r>
+        <w:rPr>
+          <w:noProof/>
+        </w:rPr>
+        <w:drawing>
+          <wp:inline distT="0" distB="0" distL="0" distR="0" wp14:anchorId="3B4AFBAA" wp14:editId="316EEF82">
+            <wp:extent cx="5270739" cy="1792256"/>
+            <wp:effectExtent l="0" t="0" r="6350" b="0"/>
+            <wp:docPr id="226665861" name="Obrázek 2"/>
+            <wp:cNvGraphicFramePr>
+              <a:graphicFrameLocks xmlns:a="http://schemas.openxmlformats.org/drawingml/2006/main" noChangeAspect="1"/>
+            </wp:cNvGraphicFramePr>
+            <a:graphic xmlns:a="http://schemas.openxmlformats.org/drawingml/2006/main">
+              <a:graphicData uri="http://schemas.openxmlformats.org/drawingml/2006/picture">
+                <pic:pic xmlns:pic="http://schemas.openxmlformats.org/drawingml/2006/picture">
+                  <pic:nvPicPr>
+                    <pic:cNvPr id="0" name="Picture 2"/>
+                    <pic:cNvPicPr>
+                      <a:picLocks noChangeAspect="1" noChangeArrowheads="1"/>
+                    </pic:cNvPicPr>
+                  </pic:nvPicPr>
+                  <pic:blipFill>
+                    <a:blip r:embed="rId39" cstate="print">
+                      <a:extLst>
+                        <a:ext uri="{28A0092B-C50C-407E-A947-70E740481C1C}">
+                          <a14:useLocalDpi xmlns:a14="http://schemas.microsoft.com/office/drawing/2010/main" val="0"/>
+                        </a:ext>
+                      </a:extLst>
+                    </a:blip>
+                    <a:srcRect/>
+                    <a:stretch>
+                      <a:fillRect/>
+                    </a:stretch>
+                  </pic:blipFill>
+                  <pic:spPr bwMode="auto">
+                    <a:xfrm>
+                      <a:off x="0" y="0"/>
+                      <a:ext cx="5274572" cy="1793559"/>
+                    </a:xfrm>
+                    <a:prstGeom prst="rect">
+                      <a:avLst/>
+                    </a:prstGeom>
+                    <a:noFill/>
+                    <a:ln>
+                      <a:noFill/>
+                    </a:ln>
+                  </pic:spPr>
+                </pic:pic>
+              </a:graphicData>
+            </a:graphic>
+          </wp:inline>
+        </w:drawing>
+      </w:r>
+    </w:p>
+    <w:p>
+      <w:pPr>
+        <w:pStyle w:val="Titulek"/>
+      </w:pPr>
+      <w:r>
+        <w:t xml:space="preserve">Obrázek </w:t>
+      </w:r>
+      <w:r>
+        <w:fldChar w:fldCharType="begin"/>
+      </w:r>
+      <w:r>
+        <w:instrText xml:space="preserve"> SEQ Obrázek \* ARABIC </w:instrText>
+      </w:r>
+      <w:r>
+        <w:fldChar w:fldCharType="separate"/>
+      </w:r>
+      <w:r>
+        <w:rPr>
+          <w:noProof/>
+        </w:rPr>
+        <w:t>8</w:t>
+      </w:r>
+      <w:r>
+        <w:fldChar w:fldCharType="end"/>
+      </w:r>
+      <w:r>
+        <w:t>:</w:t>
+      </w:r>
+    </w:p>
+    <w:p>
+      <w:pPr>
+        <w:pStyle w:val="Dalodstavce"/>
+        <w:ind w:firstLine="0"/>
+      </w:pPr>
+    </w:p>
+    <w:p>
+      <w:pPr>
+        <w:pStyle w:val="Dalodstavce"/>
+        <w:ind w:firstLine="0"/>
+      </w:pPr>
       <w:r>
         <w:rPr>
           <w:b/>
           <w:bCs/>
         </w:rPr>
-        <w:t>, 6–7 kHz):</w:t>
-      </w:r>
-      <w:r>
-        <w:t xml:space="preserve"> V tomto pásmu se nacházejí ostré sykavky ("s", "š"). Při nadměrném zesílení mohou znít nepříjemně a řezavě. K jejich kontrole se často používá specializovaný procesor zvaný De-</w:t>
-      </w:r>
-      <w:proofErr w:type="spellStart"/>
-      <w:r>
-        <w:t>Esser</w:t>
-      </w:r>
-      <w:proofErr w:type="spellEnd"/>
-      <w:r>
-        <w:t>.</w:t>
+        <w:lastRenderedPageBreak/>
+        <w:t>Prezence (5 kHz):</w:t>
+      </w:r>
+      <w:r>
+        <w:t xml:space="preserve"> Kolem 5 kHz se nachází pásmo "prezence". Zvýraznění této oblasti posouvá vokál v mixu "dopředu" blíže k posluchači a dodává mu jasnost, </w:t>
+      </w:r>
+      <w:proofErr w:type="gramStart"/>
+      <w:r>
+        <w:t>ještě</w:t>
+      </w:r>
+      <w:proofErr w:type="gramEnd"/>
+      <w:r>
+        <w:t xml:space="preserve"> než nastoupí sykavky [VŠ3].</w:t>
       </w:r>
     </w:p>
     <w:p>
       <w:pPr>
         <w:pStyle w:val="Dalodstavce"/>
+        <w:keepNext/>
+        <w:ind w:firstLine="0"/>
+        <w:jc w:val="center"/>
+      </w:pPr>
+      <w:r>
+        <w:rPr>
+          <w:noProof/>
+        </w:rPr>
+        <w:drawing>
+          <wp:inline distT="0" distB="0" distL="0" distR="0" wp14:anchorId="59B2269D" wp14:editId="01936F43">
+            <wp:extent cx="5566410" cy="1677035"/>
+            <wp:effectExtent l="0" t="0" r="0" b="0"/>
+            <wp:docPr id="725857744" name="Obrázek 5" descr="Obsah obrázku Vykreslený graf, řada/pruh, snímek obrazovky, diagram&#10;&#10;Obsah generovaný pomocí AI může být nesprávný."/>
+            <wp:cNvGraphicFramePr>
+              <a:graphicFrameLocks xmlns:a="http://schemas.openxmlformats.org/drawingml/2006/main" noChangeAspect="1"/>
+            </wp:cNvGraphicFramePr>
+            <a:graphic xmlns:a="http://schemas.openxmlformats.org/drawingml/2006/main">
+              <a:graphicData uri="http://schemas.openxmlformats.org/drawingml/2006/picture">
+                <pic:pic xmlns:pic="http://schemas.openxmlformats.org/drawingml/2006/picture">
+                  <pic:nvPicPr>
+                    <pic:cNvPr id="725857744" name="Obrázek 5" descr="Obsah obrázku Vykreslený graf, řada/pruh, snímek obrazovky, diagram&#10;&#10;Obsah generovaný pomocí AI může být nesprávný."/>
+                    <pic:cNvPicPr/>
+                  </pic:nvPicPr>
+                  <pic:blipFill>
+                    <a:blip r:embed="rId40" cstate="print">
+                      <a:extLst>
+                        <a:ext uri="{28A0092B-C50C-407E-A947-70E740481C1C}">
+                          <a14:useLocalDpi xmlns:a14="http://schemas.microsoft.com/office/drawing/2010/main" val="0"/>
+                        </a:ext>
+                      </a:extLst>
+                    </a:blip>
+                    <a:stretch>
+                      <a:fillRect/>
+                    </a:stretch>
+                  </pic:blipFill>
+                  <pic:spPr>
+                    <a:xfrm>
+                      <a:off x="0" y="0"/>
+                      <a:ext cx="5566410" cy="1677035"/>
+                    </a:xfrm>
+                    <a:prstGeom prst="rect">
+                      <a:avLst/>
+                    </a:prstGeom>
+                  </pic:spPr>
+                </pic:pic>
+              </a:graphicData>
+            </a:graphic>
+          </wp:inline>
+        </w:drawing>
+      </w:r>
+    </w:p>
+    <w:p>
+      <w:pPr>
+        <w:pStyle w:val="Titulek"/>
+      </w:pPr>
+      <w:r>
+        <w:t xml:space="preserve">Obrázek </w:t>
+      </w:r>
+      <w:r>
+        <w:fldChar w:fldCharType="begin"/>
+      </w:r>
+      <w:r>
+        <w:instrText xml:space="preserve"> SEQ Obrázek \* ARABIC </w:instrText>
+      </w:r>
+      <w:r>
+        <w:fldChar w:fldCharType="separate"/>
+      </w:r>
+      <w:r>
+        <w:rPr>
+          <w:noProof/>
+        </w:rPr>
+        <w:t>9</w:t>
+      </w:r>
+      <w:r>
+        <w:fldChar w:fldCharType="end"/>
+      </w:r>
+      <w:r>
+        <w:t>:</w:t>
+      </w:r>
+    </w:p>
+    <w:p>
+      <w:pPr>
+        <w:pStyle w:val="Odstavec1"/>
       </w:pPr>
       <w:r>
         <w:rPr>
           <w:b/>
           <w:bCs/>
         </w:rPr>
-        <w:t>Vzdušnost (Air, 10–15 kHz):</w:t>
-      </w:r>
-      <w:r>
-        <w:t xml:space="preserve"> Nejvyšší pásmo obsahuje zvuky dechu a jemné detaily. Citlivé zesílení v této oblasti dodává hlasu pocit blízkosti a lesku, aniž by se zvýšila ostrost [VŠ3].</w:t>
+        <w:t>Sykavky (</w:t>
+      </w:r>
+      <w:proofErr w:type="spellStart"/>
+      <w:r>
+        <w:rPr>
+          <w:b/>
+          <w:bCs/>
+        </w:rPr>
+        <w:t>Sibilance</w:t>
+      </w:r>
+      <w:proofErr w:type="spellEnd"/>
+      <w:r>
+        <w:rPr>
+          <w:b/>
+          <w:bCs/>
+        </w:rPr>
+        <w:t>, 6–7 kHz):</w:t>
+      </w:r>
+      <w:r>
+        <w:t xml:space="preserve"> V tomto pásmu se nacházejí ostré sykavky ("s", "š"). Při nadměrném zesílení mohou znít nepříjemně a řezavě. K jejich kontrole se často používá specializovaný dynamický procesor zvaný De-</w:t>
+      </w:r>
+      <w:proofErr w:type="spellStart"/>
+      <w:r>
+        <w:t>Esser</w:t>
+      </w:r>
+      <w:proofErr w:type="spellEnd"/>
+      <w:r>
+        <w:t>, který toto pásmo tlumí pouze v okamžiku, kdy se sykavka objeví.</w:t>
+      </w:r>
+    </w:p>
+    <w:p>
+      <w:pPr>
+        <w:pStyle w:val="Dalodstavce"/>
+      </w:pPr>
+      <w:r>
+        <w:rPr>
+          <w:b/>
+          <w:bCs/>
+        </w:rPr>
+        <w:t>Vzdušnost a lesk (Air/</w:t>
+      </w:r>
+      <w:proofErr w:type="spellStart"/>
+      <w:r>
+        <w:rPr>
+          <w:b/>
+          <w:bCs/>
+        </w:rPr>
+        <w:t>Brilliance</w:t>
+      </w:r>
+      <w:proofErr w:type="spellEnd"/>
+      <w:r>
+        <w:rPr>
+          <w:b/>
+          <w:bCs/>
+        </w:rPr>
+        <w:t>, 8–15 kHz):</w:t>
+      </w:r>
+      <w:r>
+        <w:t xml:space="preserve"> Pásmo nad 8 kHz obsahuje zvuky dechu a jemné detaily (tzv. </w:t>
+      </w:r>
+      <w:proofErr w:type="spellStart"/>
+      <w:r>
+        <w:rPr>
+          <w:i/>
+          <w:iCs/>
+        </w:rPr>
+        <w:t>breathiness</w:t>
+      </w:r>
+      <w:proofErr w:type="spellEnd"/>
+      <w:r>
+        <w:t>). Citlivé zesílení v této oblasti (</w:t>
+      </w:r>
+      <w:proofErr w:type="spellStart"/>
+      <w:r>
+        <w:t>High</w:t>
+      </w:r>
+      <w:proofErr w:type="spellEnd"/>
+      <w:r>
+        <w:t xml:space="preserve"> </w:t>
+      </w:r>
+      <w:proofErr w:type="spellStart"/>
+      <w:r>
+        <w:t>Shelf</w:t>
+      </w:r>
+      <w:proofErr w:type="spellEnd"/>
+      <w:r>
+        <w:t xml:space="preserve"> filtr) dodává hlasu drahý, "Hi-Fi" charakter a pocit vzdušnosti, aniž by se nutně zvýšila agresivita zvuku [VŠ3].</w:t>
       </w:r>
     </w:p>
     <w:p>
@@ -5365,7 +5849,7 @@
                     <pic:cNvPicPr/>
                   </pic:nvPicPr>
                   <pic:blipFill>
-                    <a:blip r:embed="rId37" cstate="print">
+                    <a:blip r:embed="rId41" cstate="print">
                       <a:extLst>
                         <a:ext uri="{28A0092B-C50C-407E-A947-70E740481C1C}">
                           <a14:useLocalDpi xmlns:a14="http://schemas.microsoft.com/office/drawing/2010/main" val="0"/>
@@ -5412,248 +5896,13 @@
         <w:rPr>
           <w:noProof/>
         </w:rPr>
-        <w:t>6</w:t>
+        <w:t>10</w:t>
       </w:r>
       <w:r>
         <w:fldChar w:fldCharType="end"/>
       </w:r>
       <w:r>
         <w:t>:</w:t>
-      </w:r>
-    </w:p>
-    <w:p>
-      <w:pPr>
-        <w:pStyle w:val="Odstavec1"/>
-      </w:pPr>
-      <w:r>
-        <w:rPr>
-          <w:b/>
-          <w:bCs/>
-        </w:rPr>
-        <w:t>Oblast "bláta" (</w:t>
-      </w:r>
-      <w:proofErr w:type="spellStart"/>
-      <w:r>
-        <w:rPr>
-          <w:b/>
-          <w:bCs/>
-        </w:rPr>
-        <w:t>Mud</w:t>
-      </w:r>
-      <w:proofErr w:type="spellEnd"/>
-      <w:r>
-        <w:rPr>
-          <w:b/>
-          <w:bCs/>
-        </w:rPr>
-        <w:t>, 200–500 Hz):</w:t>
-      </w:r>
-      <w:r>
-        <w:t xml:space="preserve"> Ačkoliv zde leží fundamentální frekvence hlasu a energie samohlásek, nadměrné nahuštění v tomto pásmu způsobuje zastřený a nekonkrétní zvuk. Jemné potlačení (útlum o několik dB) v této oblasti často vede k projasnění vokálu, aniž by se ztratila jeho "váha".</w:t>
-      </w:r>
-    </w:p>
-    <w:p>
-      <w:pPr>
-        <w:pStyle w:val="Odstavec1"/>
-      </w:pPr>
-      <w:r>
-        <w:rPr>
-          <w:b/>
-          <w:bCs/>
-        </w:rPr>
-        <w:t>Oblast nosovosti a tvrdosti (1–2 kHz):</w:t>
-      </w:r>
-      <w:r>
-        <w:t xml:space="preserve"> V této oblasti se často projevují nepříjemné rezonance, které mohou znít "nosově" nebo příliš ostře (</w:t>
-      </w:r>
-      <w:proofErr w:type="spellStart"/>
-      <w:r>
-        <w:t>spiky</w:t>
-      </w:r>
-      <w:proofErr w:type="spellEnd"/>
-      <w:r>
-        <w:t>). Pokud zní hlas příliš agresivně, často pomůže útlum právě kolem 1 kHz [VŠ3].</w:t>
-      </w:r>
-    </w:p>
-    <w:p>
-      <w:pPr>
-        <w:pStyle w:val="Odstavec1"/>
-      </w:pPr>
-      <w:r>
-        <w:rPr>
-          <w:b/>
-          <w:bCs/>
-        </w:rPr>
-        <w:t>Definice souhlásek (2–4 kHz):</w:t>
-      </w:r>
-      <w:r>
-        <w:t xml:space="preserve"> Toto pásmo je klíčové pro srozumitelnost (tzv. </w:t>
-      </w:r>
-      <w:proofErr w:type="spellStart"/>
-      <w:r>
-        <w:rPr>
-          <w:i/>
-          <w:iCs/>
-        </w:rPr>
-        <w:t>intelligibility</w:t>
-      </w:r>
-      <w:proofErr w:type="spellEnd"/>
-      <w:r>
-        <w:t xml:space="preserve">). Nacházejí se zde </w:t>
-      </w:r>
-      <w:proofErr w:type="spellStart"/>
-      <w:r>
-        <w:t>tranzienty</w:t>
-      </w:r>
-      <w:proofErr w:type="spellEnd"/>
-      <w:r>
-        <w:t xml:space="preserve"> souhlásek jako "t", "k" nebo "p". Jsou sice objemově tišší než samohlásky, ale nesou význam slov. Pokud je tato oblast příliš potlačena, hlas ztrácí konkrétní obrysy a slova splývají [VŠ3].</w:t>
-      </w:r>
-    </w:p>
-    <w:p>
-      <w:pPr>
-        <w:pStyle w:val="Odstavec1"/>
-      </w:pPr>
-      <w:r>
-        <w:rPr>
-          <w:i/>
-          <w:iCs/>
-        </w:rPr>
-        <w:t>[Zde vložte obrázek z článku ukazující oblast 2–4 kHz]</w:t>
-      </w:r>
-      <w:r>
-        <w:t xml:space="preserve"> </w:t>
-      </w:r>
-      <w:r>
-        <w:rPr>
-          <w:b/>
-          <w:bCs/>
-        </w:rPr>
-        <w:t>Obrázek 8:</w:t>
-      </w:r>
-      <w:r>
-        <w:t xml:space="preserve"> Spektrální oblast 2–4 kHz odpovídající tvrdým souhláskám, které definují srozumitelnost slova [VŠ3].</w:t>
-      </w:r>
-    </w:p>
-    <w:p>
-      <w:pPr>
-        <w:pStyle w:val="Odstavec1"/>
-      </w:pPr>
-      <w:r>
-        <w:rPr>
-          <w:b/>
-          <w:bCs/>
-        </w:rPr>
-        <w:t>Prezence (5 kHz):</w:t>
-      </w:r>
-      <w:r>
-        <w:t xml:space="preserve"> Kolem 5 kHz se nachází pásmo "prezence". Zvýraznění této oblasti posouvá vokál v mixu "dopředu" blíže k posluchači a dodává mu jasnost, </w:t>
-      </w:r>
-      <w:proofErr w:type="gramStart"/>
-      <w:r>
-        <w:t>ještě</w:t>
-      </w:r>
-      <w:proofErr w:type="gramEnd"/>
-      <w:r>
-        <w:t xml:space="preserve"> než nastoupí sykavky [VŠ3].</w:t>
-      </w:r>
-    </w:p>
-    <w:p>
-      <w:pPr>
-        <w:pStyle w:val="Odstavec1"/>
-      </w:pPr>
-      <w:r>
-        <w:rPr>
-          <w:b/>
-          <w:bCs/>
-        </w:rPr>
-        <w:t>Sykavky (</w:t>
-      </w:r>
-      <w:proofErr w:type="spellStart"/>
-      <w:r>
-        <w:rPr>
-          <w:b/>
-          <w:bCs/>
-        </w:rPr>
-        <w:t>Sibilance</w:t>
-      </w:r>
-      <w:proofErr w:type="spellEnd"/>
-      <w:r>
-        <w:rPr>
-          <w:b/>
-          <w:bCs/>
-        </w:rPr>
-        <w:t>, 6–7 kHz):</w:t>
-      </w:r>
-      <w:r>
-        <w:t xml:space="preserve"> V tomto pásmu se nacházejí ostré sykavky ("s", "š"). Při nadměrném zesílení mohou znít nepříjemně a řezavě. K jejich kontrole se často používá specializovaný dynamický procesor zvaný De-</w:t>
-      </w:r>
-      <w:proofErr w:type="spellStart"/>
-      <w:r>
-        <w:t>Esser</w:t>
-      </w:r>
-      <w:proofErr w:type="spellEnd"/>
-      <w:r>
-        <w:t>, který toto pásmo tlumí pouze v okamžiku, kdy se sykavka objeví.</w:t>
-      </w:r>
-    </w:p>
-    <w:p>
-      <w:pPr>
-        <w:pStyle w:val="Odstavec1"/>
-      </w:pPr>
-      <w:r>
-        <w:rPr>
-          <w:b/>
-          <w:bCs/>
-        </w:rPr>
-        <w:t>Vzdušnost a lesk (Air/</w:t>
-      </w:r>
-      <w:proofErr w:type="spellStart"/>
-      <w:r>
-        <w:rPr>
-          <w:b/>
-          <w:bCs/>
-        </w:rPr>
-        <w:t>Brilliance</w:t>
-      </w:r>
-      <w:proofErr w:type="spellEnd"/>
-      <w:r>
-        <w:rPr>
-          <w:b/>
-          <w:bCs/>
-        </w:rPr>
-        <w:t>, 8–15 kHz):</w:t>
-      </w:r>
-      <w:r>
-        <w:t xml:space="preserve"> Pásmo nad 8 kHz obsahuje zvuky dechu a jemné detaily (tzv. </w:t>
-      </w:r>
-      <w:proofErr w:type="spellStart"/>
-      <w:r>
-        <w:rPr>
-          <w:i/>
-          <w:iCs/>
-        </w:rPr>
-        <w:t>breathiness</w:t>
-      </w:r>
-      <w:proofErr w:type="spellEnd"/>
-      <w:r>
-        <w:t>). Citlivé zesílení v této oblasti (</w:t>
-      </w:r>
-      <w:proofErr w:type="spellStart"/>
-      <w:r>
-        <w:t>High</w:t>
-      </w:r>
-      <w:proofErr w:type="spellEnd"/>
-      <w:r>
-        <w:t xml:space="preserve"> </w:t>
-      </w:r>
-      <w:proofErr w:type="spellStart"/>
-      <w:r>
-        <w:t>Shelf</w:t>
-      </w:r>
-      <w:proofErr w:type="spellEnd"/>
-      <w:r>
-        <w:t xml:space="preserve"> filtr) dodává hlasu drahý, "Hi-Fi" charakter a pocit vzdušnosti, aniž by se nutně zvýšila agresivita zvuku [VŠ3].</w:t>
       </w:r>
     </w:p>
     <w:p>
@@ -5692,8 +5941,8 @@
       <w:pPr>
         <w:pStyle w:val="Dalodstavce"/>
         <w:sectPr>
-          <w:headerReference w:type="even" r:id="rId38"/>
-          <w:headerReference w:type="default" r:id="rId39"/>
+          <w:headerReference w:type="even" r:id="rId42"/>
+          <w:headerReference w:type="default" r:id="rId43"/>
           <w:type w:val="oddPage"/>
           <w:pgSz w:w="11906" w:h="16838" w:code="9"/>
           <w:pgMar w:top="1980" w:right="1140" w:bottom="2380" w:left="1140" w:header="1140" w:footer="1420" w:gutter="860"/>
@@ -5746,8 +5995,8 @@
         </w:numPr>
         <w:ind w:left="720" w:hanging="360"/>
         <w:sectPr>
-          <w:headerReference w:type="even" r:id="rId40"/>
-          <w:headerReference w:type="default" r:id="rId41"/>
+          <w:headerReference w:type="even" r:id="rId44"/>
+          <w:headerReference w:type="default" r:id="rId45"/>
           <w:type w:val="oddPage"/>
           <w:pgSz w:w="11906" w:h="16838" w:code="9"/>
           <w:pgMar w:top="1980" w:right="1140" w:bottom="2380" w:left="1140" w:header="1140" w:footer="1420" w:gutter="860"/>
@@ -5805,8 +6054,8 @@
       <w:pPr>
         <w:pStyle w:val="Dalodstavce"/>
         <w:sectPr>
-          <w:headerReference w:type="even" r:id="rId42"/>
-          <w:headerReference w:type="default" r:id="rId43"/>
+          <w:headerReference w:type="even" r:id="rId46"/>
+          <w:headerReference w:type="default" r:id="rId47"/>
           <w:type w:val="continuous"/>
           <w:pgSz w:w="11906" w:h="16838" w:code="9"/>
           <w:pgMar w:top="1980" w:right="1140" w:bottom="2380" w:left="1140" w:header="1140" w:footer="1420" w:gutter="860"/>
@@ -5866,8 +6115,8 @@
       </w:r>
     </w:p>
     <w:sectPr>
-      <w:headerReference w:type="even" r:id="rId44"/>
-      <w:headerReference w:type="default" r:id="rId45"/>
+      <w:headerReference w:type="even" r:id="rId48"/>
+      <w:headerReference w:type="default" r:id="rId49"/>
       <w:pgSz w:w="11906" w:h="16838" w:code="9"/>
       <w:pgMar w:top="1980" w:right="1140" w:bottom="2380" w:left="1140" w:header="1140" w:footer="1420" w:gutter="860"/>
       <w:cols w:space="708"/>
@@ -8916,6 +9165,7 @@
   <w:style w:type="character" w:default="1" w:styleId="Standardnpsmoodstavce">
     <w:name w:val="Default Paragraph Font"/>
     <w:uiPriority w:val="1"/>
+    <w:semiHidden/>
     <w:unhideWhenUsed/>
   </w:style>
   <w:style w:type="table" w:default="1" w:styleId="Normlntabulka">
@@ -13849,10 +14099,12 @@
   <w:rsids>
     <w:rsidRoot w:val="00540779"/>
     <w:rsid w:val="000327B6"/>
+    <w:rsid w:val="00132566"/>
     <w:rsid w:val="001C20A6"/>
     <w:rsid w:val="0024428F"/>
     <w:rsid w:val="00540779"/>
     <w:rsid w:val="00E37E29"/>
+    <w:rsid w:val="00F23600"/>
     <w:rsid w:val="00F25358"/>
   </w:rsids>
   <m:mathPr>
@@ -14685,6 +14937,19 @@
 </file>
 
 <file path=customXml/item1.xml><?xml version="1.0" encoding="utf-8"?>
+<b:Sources xmlns:b="http://schemas.openxmlformats.org/officeDocument/2006/bibliography" xmlns="http://schemas.openxmlformats.org/officeDocument/2006/bibliography" SelectedStyle="\Styl2CitacePRO.xsl" StyleName="Styl 2 Citace PRO" Version="0"/>
+</file>
+
+<file path=customXml/item2.xml><?xml version="1.0" encoding="utf-8"?>
+<?mso-contentType ?>
+<FormTemplates xmlns="http://schemas.microsoft.com/sharepoint/v3/contenttype/forms">
+  <Display>DocumentLibraryForm</Display>
+  <Edit>DocumentLibraryForm</Edit>
+  <New>DocumentLibraryForm</New>
+</FormTemplates>
+</file>
+
+<file path=customXml/item3.xml><?xml version="1.0" encoding="utf-8"?>
 <p:properties xmlns:p="http://schemas.microsoft.com/office/2006/metadata/properties" xmlns:xsi="http://www.w3.org/2001/XMLSchema-instance" xmlns:pc="http://schemas.microsoft.com/office/infopath/2007/PartnerControls">
   <documentManagement>
     <_activity xmlns="472a6580-9d75-4026-b9a1-81e3e662033b" xsi:nil="true"/>
@@ -14692,7 +14957,7 @@
 </p:properties>
 </file>
 
-<file path=customXml/item2.xml><?xml version="1.0" encoding="utf-8"?>
+<file path=customXml/item4.xml><?xml version="1.0" encoding="utf-8"?>
 <ct:contentTypeSchema xmlns:ct="http://schemas.microsoft.com/office/2006/metadata/contentType" xmlns:ma="http://schemas.microsoft.com/office/2006/metadata/properties/metaAttributes" ct:_="" ma:_="" ma:contentTypeName="Dokument" ma:contentTypeID="0x01010020E94A790C08CC49A260A2015B6A86EF" ma:contentTypeVersion="18" ma:contentTypeDescription="Vytvoří nový dokument" ma:contentTypeScope="" ma:versionID="d21e901d7f05d8e87a003084183ed3b0">
   <xsd:schema xmlns:xsd="http://www.w3.org/2001/XMLSchema" xmlns:xs="http://www.w3.org/2001/XMLSchema" xmlns:p="http://schemas.microsoft.com/office/2006/metadata/properties" xmlns:ns3="6dcc31d3-a197-4d43-a16a-b83ed8350ac5" xmlns:ns4="472a6580-9d75-4026-b9a1-81e3e662033b" targetNamespace="http://schemas.microsoft.com/office/2006/metadata/properties" ma:root="true" ma:fieldsID="4a094202af578554032a0eacdf1686eb" ns3:_="" ns4:_="">
     <xsd:import namespace="6dcc31d3-a197-4d43-a16a-b83ed8350ac5"/>
@@ -14945,20 +15210,23 @@
 </ct:contentTypeSchema>
 </file>
 
-<file path=customXml/item3.xml><?xml version="1.0" encoding="utf-8"?>
-<?mso-contentType ?>
-<FormTemplates xmlns="http://schemas.microsoft.com/sharepoint/v3/contenttype/forms">
-  <Display>DocumentLibraryForm</Display>
-  <Edit>DocumentLibraryForm</Edit>
-  <New>DocumentLibraryForm</New>
-</FormTemplates>
+<file path=customXml/itemProps1.xml><?xml version="1.0" encoding="utf-8"?>
+<ds:datastoreItem xmlns:ds="http://schemas.openxmlformats.org/officeDocument/2006/customXml" ds:itemID="{DF7A1668-7143-4DCF-B6FB-536B28195E15}">
+  <ds:schemaRefs>
+    <ds:schemaRef ds:uri="http://schemas.openxmlformats.org/officeDocument/2006/bibliography"/>
+  </ds:schemaRefs>
+</ds:datastoreItem>
 </file>
 
-<file path=customXml/item4.xml><?xml version="1.0" encoding="utf-8"?>
-<b:Sources xmlns:b="http://schemas.openxmlformats.org/officeDocument/2006/bibliography" xmlns="http://schemas.openxmlformats.org/officeDocument/2006/bibliography" SelectedStyle="\Styl2CitacePRO.xsl" StyleName="Styl 2 Citace PRO" Version="0"/>
+<file path=customXml/itemProps2.xml><?xml version="1.0" encoding="utf-8"?>
+<ds:datastoreItem xmlns:ds="http://schemas.openxmlformats.org/officeDocument/2006/customXml" ds:itemID="{0DD7CA2D-D9C9-4293-B5ED-F5E30FE380EB}">
+  <ds:schemaRefs>
+    <ds:schemaRef ds:uri="http://schemas.microsoft.com/sharepoint/v3/contenttype/forms"/>
+  </ds:schemaRefs>
+</ds:datastoreItem>
 </file>
 
-<file path=customXml/itemProps1.xml><?xml version="1.0" encoding="utf-8"?>
+<file path=customXml/itemProps3.xml><?xml version="1.0" encoding="utf-8"?>
 <ds:datastoreItem xmlns:ds="http://schemas.openxmlformats.org/officeDocument/2006/customXml" ds:itemID="{9780EA93-13D8-4095-8BEE-AB4B160FCC98}">
   <ds:schemaRefs>
     <ds:schemaRef ds:uri="http://schemas.microsoft.com/office/2006/metadata/properties"/>
@@ -14968,7 +15236,7 @@
 </ds:datastoreItem>
 </file>
 
-<file path=customXml/itemProps2.xml><?xml version="1.0" encoding="utf-8"?>
+<file path=customXml/itemProps4.xml><?xml version="1.0" encoding="utf-8"?>
 <ds:datastoreItem xmlns:ds="http://schemas.openxmlformats.org/officeDocument/2006/customXml" ds:itemID="{00FBED47-0E49-4A7F-806A-0401A74D8F0F}">
   <ds:schemaRefs>
     <ds:schemaRef ds:uri="http://schemas.microsoft.com/office/2006/metadata/contentType"/>
@@ -14985,20 +15253,4 @@
     <ds:schemaRef ds:uri="http://schemas.microsoft.com/internal/obd"/>
   </ds:schemaRefs>
 </ds:datastoreItem>
-</file>
-
-<file path=customXml/itemProps3.xml><?xml version="1.0" encoding="utf-8"?>
-<ds:datastoreItem xmlns:ds="http://schemas.openxmlformats.org/officeDocument/2006/customXml" ds:itemID="{0DD7CA2D-D9C9-4293-B5ED-F5E30FE380EB}">
-  <ds:schemaRefs>
-    <ds:schemaRef ds:uri="http://schemas.microsoft.com/sharepoint/v3/contenttype/forms"/>
-  </ds:schemaRefs>
-</ds:datastoreItem>
-</file>
-
-<file path=customXml/itemProps4.xml><?xml version="1.0" encoding="utf-8"?>
-<ds:datastoreItem xmlns:ds="http://schemas.openxmlformats.org/officeDocument/2006/customXml" ds:itemID="{DF7A1668-7143-4DCF-B6FB-536B28195E15}">
-  <ds:schemaRefs>
-    <ds:schemaRef ds:uri="http://schemas.openxmlformats.org/officeDocument/2006/bibliography"/>
-  </ds:schemaRefs>
-</ds:datastoreItem>
 </file>